--- a/SERS_Sepsis_Spectral_Library/09_Reports/Simulation_Methods_and_Spectra_NAM_LPS_LTA.docx
+++ b/SERS_Sepsis_Spectral_Library/09_Reports/Simulation_Methods_and_Spectra_NAM_LPS_LTA.docx
@@ -4287,7 +4287,7 @@
               <w:rPr>
                 <w:sz w:val="17"/>
               </w:rPr>
-              <w:t>20-04\molecules\LTA Final\lta.gjf and LTA.LOG</w:t>
+              <w:t>10_Working_Archive\20-04\molecules\LTA Final\lta.gjf and LTA.LOG</w:t>
             </w:r>
           </w:p>
         </w:tc>
@@ -4695,7 +4695,7 @@
               <w:rPr>
                 <w:sz w:val="17"/>
               </w:rPr>
-              <w:t>NAM_Raman_Archive\02_DFT_Calculation\ (NAM_beta_Gaussian16_B3LYP-D3BJ_6-311++Gdp.log, NAM_beta_Gaussian16_input.gjf, NAM_calculated_modes_all_111.csv)</w:t>
+              <w:t>05_Experimental_Data\NAM\NAM_Raman_Archive\02_DFT_Calculation\ (NAM_beta_Gaussian16_B3LYP-D3BJ_6-311++Gdp.log, NAM_beta_Gaussian16_input.gjf, NAM_calculated_modes_all_111.csv)</w:t>
             </w:r>
           </w:p>
         </w:tc>
@@ -4725,7 +4725,7 @@
               <w:rPr>
                 <w:sz w:val="17"/>
               </w:rPr>
-              <w:t>NAM_Raman_Archive\02_DFT_Calculation\NAM_alpha_*.log, ALPHA_ANOMER_RESULT.md, ALPHA_ANOMER_HOWTO.md</w:t>
+              <w:t>05_Experimental_Data\NAM\NAM_Raman_Archive\nam-alpha.LOG, ALPHA_ANOMER_RESULT.md, ALPHA_ANOMER_HOWTO.md</w:t>
             </w:r>
           </w:p>
         </w:tc>
@@ -4755,7 +4755,7 @@
               <w:rPr>
                 <w:sz w:val="17"/>
               </w:rPr>
-              <w:t>NAM_Raman_Archive\03_Processed_Results\DFT_simulated_spectrum.csv; processing in 06_Analysis_Notebook\ANALYSIS_PROTOCOL.md</w:t>
+              <w:t>05_Experimental_Data\NAM\NAM_Raman_Archive\03_Processed_Results\DFT_simulated_spectrum.csv; processing in 06_Analysis_Notebook\ANALYSIS_PROTOCOL.md</w:t>
             </w:r>
           </w:p>
         </w:tc>
@@ -4785,7 +4785,7 @@
               <w:rPr>
                 <w:sz w:val="17"/>
               </w:rPr>
-              <w:t>20-04\NAM.LOG; review meeting\namfinal laptop simulation\CONFORMER3D_COMPOUND_CID_5462244.LOG</w:t>
+              <w:t>10_Working_Archive\20-04\NAM.LOG; 10_Working_Archive\review meeting\namfinal laptop simulation\CONFORMER3D_COMPOUND_CID_5462244.LOG</w:t>
             </w:r>
           </w:p>
         </w:tc>
@@ -4815,7 +4815,7 @@
               <w:rPr>
                 <w:sz w:val="17"/>
               </w:rPr>
-              <w:t>lps research\lps sim\*_raman_act.txt (5 files)</w:t>
+              <w:t>05_Experimental_Data\LPS\lps research\lps sim\*_raman_act.txt (5 files)</w:t>
             </w:r>
           </w:p>
         </w:tc>
@@ -4845,7 +4845,7 @@
               <w:rPr>
                 <w:sz w:val="17"/>
               </w:rPr>
-              <w:t>lps research\LPS documentation.docx; lps research\reanalysis_2026-08-30\ and reanalysis_2026-08-30_v2\</w:t>
+              <w:t>05_Experimental_Data\LPS\lps research\LPS documentation.docx; 05_Experimental_Data\LPS\lps research\reanalysis_2026-08-30\ and reanalysis_2026-08-30_v2\</w:t>
             </w:r>
           </w:p>
         </w:tc>
@@ -4875,7 +4875,7 @@
               <w:rPr>
                 <w:sz w:val="17"/>
               </w:rPr>
-              <w:t>review meeting\LTA-\LTA\LTA.gjf, LTA.LOG, LTA_raman_act.txt</w:t>
+              <w:t>10_Working_Archive\review meeting\LTA-\LTA\LTA.gjf, LTA.LOG, LTA_raman_act.txt</w:t>
             </w:r>
           </w:p>
         </w:tc>
@@ -4905,7 +4905,7 @@
               <w:rPr>
                 <w:sz w:val="17"/>
               </w:rPr>
-              <w:t>LTA-simulation-main\LTA-simulation-main\ (xlsx, LTA_combined_data.csv, setup_notebook.ipynb); 20-04\lta\simulation\</w:t>
+              <w:t>06_Simulation_DFT\LTA-simulation-main\06_Simulation_DFT\LTA-simulation-main\ (xlsx, LTA_combined_data.csv, setup_notebook.ipynb); 10_Working_Archive\20-04\lta\simulation\</w:t>
             </w:r>
           </w:p>
         </w:tc>
@@ -4935,7 +4935,7 @@
               <w:rPr>
                 <w:sz w:val="17"/>
               </w:rPr>
-              <w:t>20-04\Computational Simulation Settings Used for Lipoteichoic Acid.docx</w:t>
+              <w:t>10_Working_Archive\20-04\Computational Simulation Settings Used for Lipoteichoic Acid.docx</w:t>
             </w:r>
           </w:p>
         </w:tc>
@@ -4965,7 +4965,7 @@
               <w:rPr>
                 <w:sz w:val="17"/>
               </w:rPr>
-              <w:t>20-04\molecules\LTA Final\ (lta.gjf, LTA.LOG)</w:t>
+              <w:t>10_Working_Archive\20-04\molecules\LTA Final\ (lta.gjf, LTA.LOG)</w:t>
             </w:r>
           </w:p>
         </w:tc>
@@ -4995,7 +4995,7 @@
               <w:rPr>
                 <w:sz w:val="17"/>
               </w:rPr>
-              <w:t>molecule building\ (lipidA_opt.gjf, lipidA_freq.gjf, LipidA_proxy_Ecoli_O111B4.*, GAUSSIAN_WORKFLOW_GUIDE.txt, convert_to_orca.py)</w:t>
+              <w:t>06_Simulation_DFT\molecule building\ (lipidA_opt.gjf, lipidA_freq.gjf, LipidA_proxy_Ecoli_O111B4.*, GAUSSIAN_WORKFLOW_GUIDE.txt, convert_to_orca.py)</w:t>
             </w:r>
           </w:p>
         </w:tc>

--- a/SERS_Sepsis_Spectral_Library/09_Reports/Simulation_Methods_and_Spectra_NAM_LPS_LTA.docx
+++ b/SERS_Sepsis_Spectral_Library/09_Reports/Simulation_Methods_and_Spectra_NAM_LPS_LTA.docx
@@ -19,7 +19,7 @@
           <w:i w:val="0"/>
           <w:sz w:val="22"/>
         </w:rPr>
-        <w:t>Software, settings, simulated spectra and the reasons for the fragment approach</w:t>
+        <w:t>Software, settings, simulated spectra and the reasons for the fragment and shortened-molecule approaches</w:t>
       </w:r>
     </w:p>
     <w:p>
@@ -29,7 +29,7 @@
           <w:i w:val="0"/>
           <w:sz w:val="18"/>
         </w:rPr>
-        <w:t>SERS Sepsis project, bulk-powder Raman spectral library. Version 1.0, 27 October 2026. Source files: C:\Users\sukes\Downloads\mtp (inventory in Section 10).</w:t>
+        <w:t>SERS Sepsis project, bulk-powder Raman spectral library. Version 1.1, 28 October 2026. Source files: C:\Users\sukes\Downloads\mtp (inventory in Section 10).</w:t>
       </w:r>
     </w:p>
     <w:p>
@@ -39,7 +39,7 @@
           <w:i w:val="0"/>
           <w:sz w:val="20"/>
         </w:rPr>
-        <w:t>This document records the simulation work only; the comparison with the measured spectra is in a separate document. Only NAM was calculated as a whole molecule. LPS and LTA were simulated as separate fragments because the intact molecules are too large and variable to calculate (Section 7), so no whole-LPS or whole-LTA spectrum was ever simulated and the simulated LPS and LTA spectra here are combinations of fragment spectra. Settings that are not written in the available files are given as Not recorded.</w:t>
+        <w:t>This document records the simulation work only; the comparison with the measured spectra is in a separate document. NAM was calculated as a whole molecule. For LPS there are two calculations: five separate fragments, and a model of the Kdo2-lipid A backbone with shortened acyl chains (201 atoms, run 27-28 Oct 2026). LTA was simulated as three separate fragments. The intact LPS and LTA molecules are too large and variable to calculate (Section 7), so no whole-LPS or whole-LTA spectrum was simulated. Settings that are not written in the available files are given as Not recorded.</w:t>
       </w:r>
     </w:p>
     <w:p/>
@@ -162,12 +162,8 @@
             <w:tcW w:type="dxa" w:w="2835"/>
           </w:tcPr>
           <w:p>
-            <w:r/>
-            <w:r>
-              <w:rPr>
-                <w:sz w:val="17"/>
-              </w:rPr>
-              <w:t>Five separate fragments: KDO, heptose, D-glucosamine, myristic acid, phosphoric acid</w:t>
+            <w:r>
+              <w:t>Five separate fragments: KDO, heptose, D-glucosamine, myristic acid, phosphoric acid Also: one model of Kdo2-lipid A with shortened chains (2 glucosamines, 2 Kdo, 2 phosphates, 2 amides)</w:t>
             </w:r>
           </w:p>
         </w:tc>
@@ -220,12 +216,8 @@
             <w:tcW w:type="dxa" w:w="2835"/>
           </w:tcPr>
           <w:p>
-            <w:r/>
-            <w:r>
-              <w:rPr>
-                <w:sz w:val="17"/>
-              </w:rPr>
-              <w:t>Not recorded for the fragments (small molecules)</w:t>
+            <w:r>
+              <w:t>Not recorded for the fragments (small molecules). Lipid A model: 201 (C60H98N2O39P2, charge -4)</w:t>
             </w:r>
           </w:p>
         </w:tc>
@@ -279,12 +271,8 @@
             <w:tcW w:type="dxa" w:w="2835"/>
           </w:tcPr>
           <w:p>
-            <w:r/>
-            <w:r>
-              <w:rPr>
-                <w:sz w:val="17"/>
-              </w:rPr>
-              <w:t>Gaussian (version Not recorded in files read)</w:t>
+            <w:r>
+              <w:t>Gaussian (version Not recorded in files read). Lipid A model: Gaussian 16W Rev C.01</w:t>
             </w:r>
           </w:p>
         </w:tc>
@@ -337,6 +325,16 @@
             <w:tcW w:type="dxa" w:w="2835"/>
           </w:tcPr>
           <w:p>
+            <w:r>
+              <w:t>B3LYP / 6-31G(d). Lipid A model: PM6 pre-optimisation, then B3LYP / 3-21G</w:t>
+            </w:r>
+          </w:p>
+        </w:tc>
+        <w:tc>
+          <w:tcPr>
+            <w:tcW w:type="dxa" w:w="2948"/>
+          </w:tcPr>
+          <w:p>
             <w:r/>
             <w:r>
               <w:rPr>
@@ -346,20 +344,6 @@
             </w:r>
           </w:p>
         </w:tc>
-        <w:tc>
-          <w:tcPr>
-            <w:tcW w:type="dxa" w:w="2948"/>
-          </w:tcPr>
-          <w:p>
-            <w:r/>
-            <w:r>
-              <w:rPr>
-                <w:sz w:val="17"/>
-              </w:rPr>
-              <w:t>B3LYP / 6-31G(d)</w:t>
-            </w:r>
-          </w:p>
-        </w:tc>
       </w:tr>
       <w:tr>
         <w:tc>
@@ -395,12 +379,8 @@
             <w:tcW w:type="dxa" w:w="2835"/>
           </w:tcPr>
           <w:p>
-            <w:r/>
-            <w:r>
-              <w:rPr>
-                <w:sz w:val="17"/>
-              </w:rPr>
-              <w:t>Gas phase (no solvent keyword in the documented route)</w:t>
+            <w:r>
+              <w:t>Gas phase (no solvent keyword in the documented route). Lipid A model: gas phase, no counter-ions</w:t>
             </w:r>
           </w:p>
         </w:tc>
@@ -453,12 +433,8 @@
             <w:tcW w:type="dxa" w:w="2835"/>
           </w:tcPr>
           <w:p>
-            <w:r/>
-            <w:r>
-              <w:rPr>
-                <w:sz w:val="17"/>
-              </w:rPr>
-              <w:t>0.9613</w:t>
+            <w:r>
+              <w:t>0.9613. Lipid A model: 0.965 (not fitted for 3-21G)</w:t>
             </w:r>
           </w:p>
         </w:tc>
@@ -511,12 +487,8 @@
             <w:tcW w:type="dxa" w:w="2835"/>
           </w:tcPr>
           <w:p>
-            <w:r/>
-            <w:r>
-              <w:rPr>
-                <w:sz w:val="17"/>
-              </w:rPr>
-              <w:t>Stated as none significant; logs Not found</w:t>
+            <w:r>
+              <w:t>Stated as none significant; logs Not found. Lipid A model: none (597 modes; true minimum)</w:t>
             </w:r>
           </w:p>
         </w:tc>
@@ -569,12 +541,8 @@
             <w:tcW w:type="dxa" w:w="2835"/>
           </w:tcPr>
           <w:p>
-            <w:r/>
-            <w:r>
-              <w:rPr>
-                <w:sz w:val="17"/>
-              </w:rPr>
-              <w:t>375 discrete modes in total (5 files)</w:t>
+            <w:r>
+              <w:t>375 discrete modes in total (5 files). Lipid A model: 597 modes (354 in 400-1800 cm-1), broadened 785 nm spectrum 200-3300 cm-1</w:t>
             </w:r>
           </w:p>
         </w:tc>
@@ -627,12 +595,8 @@
             <w:tcW w:type="dxa" w:w="2835"/>
           </w:tcPr>
           <w:p>
-            <w:r/>
-            <w:r>
-              <w:rPr>
-                <w:sz w:val="17"/>
-              </w:rPr>
-              <w:t>Intact LPS far too large and variable</w:t>
+            <w:r>
+              <w:t>Intact LPS far too large and variable. Lipid A model: the largest piece of LPS that could be run on this PC with a whole-molecule calculation</w:t>
             </w:r>
           </w:p>
         </w:tc>
@@ -742,12 +706,8 @@
             <w:tcW w:type="dxa" w:w="3969"/>
           </w:tcPr>
           <w:p>
-            <w:r/>
-            <w:r>
-              <w:rPr>
-                <w:sz w:val="17"/>
-              </w:rPr>
-              <w:t>DFT geometry optimisation, harmonic frequencies and Raman activities (final NAM, NAM alpha, LTA glycerol-phosphate)</w:t>
+            <w:r>
+              <w:t>DFT geometry optimisation, harmonic frequencies and Raman activities (final NAM, NAM alpha, LTA glycerol-phosphate) and the LPS lipid A model</w:t>
             </w:r>
           </w:p>
         </w:tc>
@@ -756,12 +716,8 @@
             <w:tcW w:type="dxa" w:w="4309"/>
           </w:tcPr>
           <w:p>
-            <w:r/>
-            <w:r>
-              <w:rPr>
-                <w:sz w:val="17"/>
-              </w:rPr>
-              <w:t>Revision C.01, EM64W-G16RevC.01, build date 30-May-2019, Windows 64-bit</w:t>
+            <w:r>
+              <w:t>Revision C.01, EM64W-G16RevC.01, build date 30-May-2019, Windows 64-bit; lipid A model: Gaussian 16W (Windows) Revision C.01, C:\G16W\g16.exe</w:t>
             </w:r>
           </w:p>
         </w:tc>
@@ -874,12 +830,8 @@
             <w:tcW w:type="dxa" w:w="3969"/>
           </w:tcPr>
           <w:p>
-            <w:r/>
-            <w:r>
-              <w:rPr>
-                <w:sz w:val="17"/>
-              </w:rPr>
-              <w:t>Building the lipid A proxy structure from a SMILES string and writing Gaussian and ORCA inputs</w:t>
+            <w:r>
+              <w:t>Building the shortened Kdo2-lipid A model (version 2026.03.3: SMILES, chain shortening, ionisation, 300 conformers, MMFF) and the earlier lipid A proxy; writing Gaussian and ORCA inputs</w:t>
             </w:r>
           </w:p>
         </w:tc>
@@ -1396,6 +1348,48 @@
                 <w:sz w:val="17"/>
               </w:rPr>
               <w:t>CPU 18 h 54 min (a second job 16 h 30 min)</w:t>
+            </w:r>
+          </w:p>
+        </w:tc>
+      </w:tr>
+      <w:tr>
+        <w:tc>
+          <w:tcPr>
+            <w:tcW w:type="dxa" w:w="3969"/>
+          </w:tcPr>
+          <w:p>
+            <w:r>
+              <w:t>LPS shortened Kdo2-lipid A, Gaussian 16W (PM6, then B3LYP/3-21G)</w:t>
+            </w:r>
+          </w:p>
+        </w:tc>
+        <w:tc>
+          <w:tcPr>
+            <w:tcW w:type="dxa" w:w="1701"/>
+          </w:tcPr>
+          <w:p>
+            <w:r>
+              <w:t>28 shared</w:t>
+            </w:r>
+          </w:p>
+        </w:tc>
+        <w:tc>
+          <w:tcPr>
+            <w:tcW w:type="dxa" w:w="1701"/>
+          </w:tcPr>
+          <w:p>
+            <w:r>
+              <w:t>54 GB</w:t>
+            </w:r>
+          </w:p>
+        </w:tc>
+        <w:tc>
+          <w:tcPr>
+            <w:tcW w:type="dxa" w:w="2835"/>
+          </w:tcPr>
+          <w:p>
+            <w:r>
+              <w:t>PM6 about 55 min; 109 optimisation steps of about 8-9 min; frequencies 4 h 42 min (finished 28 Oct 2026, 08:57)</w:t>
             </w:r>
           </w:p>
         </w:tc>
@@ -2567,7 +2561,7 @@
         <w:pStyle w:val="Heading1"/>
       </w:pPr>
       <w:r>
-        <w:t>5. LPS: five-fragment simulation</w:t>
+        <w:t>5. LPS: fragment simulation and whole-molecule model</w:t>
       </w:r>
     </w:p>
     <w:p>
@@ -3451,6 +3445,714 @@
     </w:p>
     <w:p>
       <w:pPr>
+        <w:pStyle w:val="Heading2"/>
+      </w:pPr>
+      <w:r>
+        <w:t>5.5 Whole-molecule model: Kdo2-lipid A with shortened chains</w:t>
+      </w:r>
+    </w:p>
+    <w:p>
+      <w:r>
+        <w:rPr>
+          <w:i w:val="0"/>
+        </w:rPr>
+        <w:t>Because fragments leave out the links between the parts of LPS, a model with the links in place was added. The full Kdo2-lipid A (355 atoms) was too large for a B3LYP/6-31+G(d,p) Raman calculation on this PC, so the acyl chains were shortened and the backbone kept complete. The intact LPS (core oligosaccharide and O-antigen of the O111 serotype) is not in the model.</w:t>
+      </w:r>
+    </w:p>
+    <w:tbl>
+      <w:tblPr>
+        <w:tblStyle w:val="TableGrid"/>
+        <w:tblW w:type="auto" w:w="0"/>
+        <w:tblLook w:firstColumn="1" w:firstRow="1" w:lastColumn="0" w:lastRow="0" w:noHBand="0" w:noVBand="1" w:val="04A0"/>
+      </w:tblPr>
+      <w:tblGrid>
+        <w:gridCol w:w="5159"/>
+        <w:gridCol w:w="5159"/>
+      </w:tblGrid>
+      <w:tr>
+        <w:tc>
+          <w:tcPr>
+            <w:tcW w:type="dxa" w:w="2041"/>
+            <w:shd w:val="clear" w:color="auto" w:fill="D9D9D9"/>
+          </w:tcPr>
+          <w:p>
+            <w:r/>
+            <w:r>
+              <w:rPr>
+                <w:b/>
+                <w:sz w:val="16"/>
+              </w:rPr>
+              <w:t>Item</w:t>
+            </w:r>
+          </w:p>
+        </w:tc>
+        <w:tc>
+          <w:tcPr>
+            <w:tcW w:type="dxa" w:w="8164"/>
+            <w:shd w:val="clear" w:color="auto" w:fill="D9D9D9"/>
+          </w:tcPr>
+          <w:p>
+            <w:r/>
+            <w:r>
+              <w:rPr>
+                <w:b/>
+                <w:sz w:val="16"/>
+              </w:rPr>
+              <w:t>Detail</w:t>
+            </w:r>
+          </w:p>
+        </w:tc>
+      </w:tr>
+      <w:tr>
+        <w:tc>
+          <w:tcPr>
+            <w:tcW w:type="dxa" w:w="2041"/>
+          </w:tcPr>
+          <w:p>
+            <w:r/>
+            <w:r>
+              <w:rPr>
+                <w:sz w:val="16"/>
+              </w:rPr>
+              <w:t>Structure source</w:t>
+            </w:r>
+          </w:p>
+        </w:tc>
+        <w:tc>
+          <w:tcPr>
+            <w:tcW w:type="dxa" w:w="8164"/>
+          </w:tcPr>
+          <w:p>
+            <w:r/>
+            <w:r>
+              <w:rPr>
+                <w:sz w:val="16"/>
+              </w:rPr>
+              <w:t>PubChem CID 5771770 (Kdo2-lipid A, E. coli), 2D SDF; formula C110H202N2O39P2, 355 atoms, neutral, as expected (found through the GlyCosmos listing, LIPID MAPS LMSL02000001). CID 25244473 has a different formula and was not used.</w:t>
+            </w:r>
+          </w:p>
+        </w:tc>
+      </w:tr>
+      <w:tr>
+        <w:tc>
+          <w:tcPr>
+            <w:tcW w:type="dxa" w:w="2041"/>
+          </w:tcPr>
+          <w:p>
+            <w:r/>
+            <w:r>
+              <w:rPr>
+                <w:sz w:val="16"/>
+              </w:rPr>
+              <w:t>Shortening</w:t>
+            </w:r>
+          </w:p>
+        </w:tc>
+        <w:tc>
+          <w:tcPr>
+            <w:tcW w:type="dxa" w:w="8164"/>
+          </w:tcPr>
+          <w:p>
+            <w:r/>
+            <w:r>
+              <w:rPr>
+                <w:sz w:val="16"/>
+              </w:rPr>
+              <w:t>C14 acyl chains to butyryl, the C11 tails of the 3-acyloxy chains to propyl, the C12 acyl chain to butyryl. Kept: 2 glucosamines, 2 Kdo, 2 phosphates, 2 amides and the stereo tags given by PubChem.</w:t>
+            </w:r>
+          </w:p>
+        </w:tc>
+      </w:tr>
+      <w:tr>
+        <w:tc>
+          <w:tcPr>
+            <w:tcW w:type="dxa" w:w="2041"/>
+          </w:tcPr>
+          <w:p>
+            <w:r/>
+            <w:r>
+              <w:rPr>
+                <w:sz w:val="16"/>
+              </w:rPr>
+              <w:t>Charge state</w:t>
+            </w:r>
+          </w:p>
+        </w:tc>
+        <w:tc>
+          <w:tcPr>
+            <w:tcW w:type="dxa" w:w="8164"/>
+          </w:tcPr>
+          <w:p>
+            <w:r/>
+            <w:r>
+              <w:rPr>
+                <w:sz w:val="16"/>
+              </w:rPr>
+              <w:t>Ionised for water at near-neutral pH: both Kdo carboxylates as COO-, both phosphate monoesters with one negative charge each; net charge -4; no counter-ions.</w:t>
+            </w:r>
+          </w:p>
+        </w:tc>
+      </w:tr>
+      <w:tr>
+        <w:tc>
+          <w:tcPr>
+            <w:tcW w:type="dxa" w:w="2041"/>
+          </w:tcPr>
+          <w:p>
+            <w:r/>
+            <w:r>
+              <w:rPr>
+                <w:sz w:val="16"/>
+              </w:rPr>
+              <w:t>Result</w:t>
+            </w:r>
+          </w:p>
+        </w:tc>
+        <w:tc>
+          <w:tcPr>
+            <w:tcW w:type="dxa" w:w="8164"/>
+          </w:tcPr>
+          <w:p>
+            <w:r/>
+            <w:r>
+              <w:rPr>
+                <w:sz w:val="16"/>
+              </w:rPr>
+              <w:t>C60H98N2O39P2 (4-), 201 atoms</w:t>
+            </w:r>
+          </w:p>
+        </w:tc>
+      </w:tr>
+      <w:tr>
+        <w:tc>
+          <w:tcPr>
+            <w:tcW w:type="dxa" w:w="2041"/>
+          </w:tcPr>
+          <w:p>
+            <w:r/>
+            <w:r>
+              <w:rPr>
+                <w:sz w:val="16"/>
+              </w:rPr>
+              <w:t>3D structure</w:t>
+            </w:r>
+          </w:p>
+        </w:tc>
+        <w:tc>
+          <w:tcPr>
+            <w:tcW w:type="dxa" w:w="8164"/>
+          </w:tcPr>
+          <w:p>
+            <w:r/>
+            <w:r>
+              <w:rPr>
+                <w:sz w:val="16"/>
+              </w:rPr>
+              <w:t>300 conformers by ETKDGv3 (random seed 7), each optimised with MMFF; the lowest (conformer 110, MMFF energy 139.7 kcal/mol) was the start geometry. PubChem leaves a few ring stereocentres open; the embedding set them, so this is one reasonable structure and not necessarily the lowest-energy one.</w:t>
+            </w:r>
+          </w:p>
+        </w:tc>
+      </w:tr>
+      <w:tr>
+        <w:tc>
+          <w:tcPr>
+            <w:tcW w:type="dxa" w:w="2041"/>
+          </w:tcPr>
+          <w:p>
+            <w:r/>
+            <w:r>
+              <w:rPr>
+                <w:sz w:val="16"/>
+              </w:rPr>
+              <w:t>Software</w:t>
+            </w:r>
+          </w:p>
+        </w:tc>
+        <w:tc>
+          <w:tcPr>
+            <w:tcW w:type="dxa" w:w="8164"/>
+          </w:tcPr>
+          <w:p>
+            <w:r/>
+            <w:r>
+              <w:rPr>
+                <w:sz w:val="16"/>
+              </w:rPr>
+              <w:t>Gaussian 16W Revision C.01 (C:\G16W\g16.exe); 28 processors and 54 GB memory (i7-14700, 64 GB)</w:t>
+            </w:r>
+          </w:p>
+        </w:tc>
+      </w:tr>
+      <w:tr>
+        <w:tc>
+          <w:tcPr>
+            <w:tcW w:type="dxa" w:w="2041"/>
+          </w:tcPr>
+          <w:p>
+            <w:r/>
+            <w:r>
+              <w:rPr>
+                <w:sz w:val="16"/>
+              </w:rPr>
+              <w:t>Job 1</w:t>
+            </w:r>
+          </w:p>
+        </w:tc>
+        <w:tc>
+          <w:tcPr>
+            <w:tcW w:type="dxa" w:w="8164"/>
+          </w:tcPr>
+          <w:p>
+            <w:r/>
+            <w:r>
+              <w:rPr>
+                <w:sz w:val="16"/>
+              </w:rPr>
+              <w:t># opt=loose pm6, gas phase, charge -4, singlet (about 55 min, finished 14:26 on 27 Oct 2026)</w:t>
+            </w:r>
+          </w:p>
+        </w:tc>
+      </w:tr>
+      <w:tr>
+        <w:tc>
+          <w:tcPr>
+            <w:tcW w:type="dxa" w:w="2041"/>
+          </w:tcPr>
+          <w:p>
+            <w:r/>
+            <w:r>
+              <w:rPr>
+                <w:sz w:val="16"/>
+              </w:rPr>
+              <w:t>Job 2</w:t>
+            </w:r>
+          </w:p>
+        </w:tc>
+        <w:tc>
+          <w:tcPr>
+            <w:tcW w:type="dxa" w:w="8164"/>
+          </w:tcPr>
+          <w:p>
+            <w:r/>
+            <w:r>
+              <w:rPr>
+                <w:sz w:val="16"/>
+              </w:rPr>
+              <w:t># opt freq=raman b3lyp/3-21g geom=allcheck guess=read, gas phase; optimisation converged at step 109 (all four criteria met); frequency step 4 h 42 min; normal termination 08:57 on 28 Oct 2026</w:t>
+            </w:r>
+          </w:p>
+        </w:tc>
+      </w:tr>
+      <w:tr>
+        <w:tc>
+          <w:tcPr>
+            <w:tcW w:type="dxa" w:w="2041"/>
+          </w:tcPr>
+          <w:p>
+            <w:r/>
+            <w:r>
+              <w:rPr>
+                <w:sz w:val="16"/>
+              </w:rPr>
+              <w:t>Frequencies</w:t>
+            </w:r>
+          </w:p>
+        </w:tc>
+        <w:tc>
+          <w:tcPr>
+            <w:tcW w:type="dxa" w:w="8164"/>
+          </w:tcPr>
+          <w:p>
+            <w:r/>
+            <w:r>
+              <w:rPr>
+                <w:sz w:val="16"/>
+              </w:rPr>
+              <w:t>597 modes (3N - 6); no imaginary frequency, so the structure is a true minimum; lowest 11 cm-1, highest 3495 cm-1</w:t>
+            </w:r>
+          </w:p>
+        </w:tc>
+      </w:tr>
+      <w:tr>
+        <w:tc>
+          <w:tcPr>
+            <w:tcW w:type="dxa" w:w="2041"/>
+          </w:tcPr>
+          <w:p>
+            <w:r/>
+            <w:r>
+              <w:rPr>
+                <w:sz w:val="16"/>
+              </w:rPr>
+              <w:t>Environment variables</w:t>
+            </w:r>
+          </w:p>
+        </w:tc>
+        <w:tc>
+          <w:tcPr>
+            <w:tcW w:type="dxa" w:w="8164"/>
+          </w:tcPr>
+          <w:p>
+            <w:r/>
+            <w:r>
+              <w:rPr>
+                <w:sz w:val="16"/>
+              </w:rPr>
+              <w:t>GAUSS_EXEDIR=C:\G16W and GAUSS_SCRDIR=C:\G16W\Scratch had to be set on the command line (the first launch failed without them)</w:t>
+            </w:r>
+          </w:p>
+        </w:tc>
+      </w:tr>
+      <w:tr>
+        <w:tc>
+          <w:tcPr>
+            <w:tcW w:type="dxa" w:w="2041"/>
+          </w:tcPr>
+          <w:p>
+            <w:r/>
+            <w:r>
+              <w:rPr>
+                <w:sz w:val="16"/>
+              </w:rPr>
+              <w:t>Earlier attempts</w:t>
+            </w:r>
+          </w:p>
+        </w:tc>
+        <w:tc>
+          <w:tcPr>
+            <w:tcW w:type="dxa" w:w="8164"/>
+          </w:tcPr>
+          <w:p>
+            <w:r/>
+            <w:r>
+              <w:rPr>
+                <w:sz w:val="16"/>
+              </w:rPr>
+              <w:t>A PM6 run in water (PCM) was far too slow and a B3LYP/6-31G(d) in-water plan was replaced by this quick level; the abandoned PM6/PCM run is archived in old_pm6_pcm. The 119-atom lipid A proxy described in Section 7 gave no output.</w:t>
+            </w:r>
+          </w:p>
+        </w:tc>
+      </w:tr>
+    </w:tbl>
+    <w:p/>
+    <w:p>
+      <w:pPr>
+        <w:pStyle w:val="Heading2"/>
+      </w:pPr>
+      <w:r>
+        <w:t>5.6 Processing of the lipid A calculation</w:t>
+      </w:r>
+    </w:p>
+    <w:tbl>
+      <w:tblPr>
+        <w:tblStyle w:val="TableGrid"/>
+        <w:tblW w:type="auto" w:w="0"/>
+        <w:tblLook w:firstColumn="1" w:firstRow="1" w:lastColumn="0" w:lastRow="0" w:noHBand="0" w:noVBand="1" w:val="04A0"/>
+      </w:tblPr>
+      <w:tblGrid>
+        <w:gridCol w:w="5159"/>
+        <w:gridCol w:w="5159"/>
+      </w:tblGrid>
+      <w:tr>
+        <w:tc>
+          <w:tcPr>
+            <w:tcW w:type="dxa" w:w="2041"/>
+            <w:shd w:val="clear" w:color="auto" w:fill="D9D9D9"/>
+          </w:tcPr>
+          <w:p>
+            <w:r/>
+            <w:r>
+              <w:rPr>
+                <w:b/>
+                <w:sz w:val="16"/>
+              </w:rPr>
+              <w:t>Step</w:t>
+            </w:r>
+          </w:p>
+        </w:tc>
+        <w:tc>
+          <w:tcPr>
+            <w:tcW w:type="dxa" w:w="8164"/>
+            <w:shd w:val="clear" w:color="auto" w:fill="D9D9D9"/>
+          </w:tcPr>
+          <w:p>
+            <w:r/>
+            <w:r>
+              <w:rPr>
+                <w:b/>
+                <w:sz w:val="16"/>
+              </w:rPr>
+              <w:t>Detail</w:t>
+            </w:r>
+          </w:p>
+        </w:tc>
+      </w:tr>
+      <w:tr>
+        <w:tc>
+          <w:tcPr>
+            <w:tcW w:type="dxa" w:w="2041"/>
+          </w:tcPr>
+          <w:p>
+            <w:r/>
+            <w:r>
+              <w:rPr>
+                <w:sz w:val="16"/>
+              </w:rPr>
+              <w:t>Parse</w:t>
+            </w:r>
+          </w:p>
+        </w:tc>
+        <w:tc>
+          <w:tcPr>
+            <w:tcW w:type="dxa" w:w="8164"/>
+          </w:tcPr>
+          <w:p>
+            <w:r/>
+            <w:r>
+              <w:rPr>
+                <w:sz w:val="16"/>
+              </w:rPr>
+              <w:t>Harmonic frequencies and Raman activities S read from the Gaussian log into lipidA_raman_act.csv (unscaled)</w:t>
+            </w:r>
+          </w:p>
+        </w:tc>
+      </w:tr>
+      <w:tr>
+        <w:tc>
+          <w:tcPr>
+            <w:tcW w:type="dxa" w:w="2041"/>
+          </w:tcPr>
+          <w:p>
+            <w:r/>
+            <w:r>
+              <w:rPr>
+                <w:sz w:val="16"/>
+              </w:rPr>
+              <w:t>Scale</w:t>
+            </w:r>
+          </w:p>
+        </w:tc>
+        <w:tc>
+          <w:tcPr>
+            <w:tcW w:type="dxa" w:w="8164"/>
+          </w:tcPr>
+          <w:p>
+            <w:r/>
+            <w:r>
+              <w:rPr>
+                <w:sz w:val="16"/>
+              </w:rPr>
+              <w:t>x 0.965, a typical B3LYP value; not fitted or tested for 3-21G here</w:t>
+            </w:r>
+          </w:p>
+        </w:tc>
+      </w:tr>
+      <w:tr>
+        <w:tc>
+          <w:tcPr>
+            <w:tcW w:type="dxa" w:w="2041"/>
+          </w:tcPr>
+          <w:p>
+            <w:r/>
+            <w:r>
+              <w:rPr>
+                <w:sz w:val="16"/>
+              </w:rPr>
+              <w:t>Intensity</w:t>
+            </w:r>
+          </w:p>
+        </w:tc>
+        <w:tc>
+          <w:tcPr>
+            <w:tcW w:type="dxa" w:w="8164"/>
+          </w:tcPr>
+          <w:p>
+            <w:r/>
+            <w:r>
+              <w:rPr>
+                <w:sz w:val="16"/>
+              </w:rPr>
+              <w:t>I = S (v0 - v)^4 / ( v (1 - exp(-hcv/kT)) ) at 785 nm and 298.15 K (v0 = 10^7/785 cm-1)</w:t>
+            </w:r>
+          </w:p>
+        </w:tc>
+      </w:tr>
+      <w:tr>
+        <w:tc>
+          <w:tcPr>
+            <w:tcW w:type="dxa" w:w="2041"/>
+          </w:tcPr>
+          <w:p>
+            <w:r/>
+            <w:r>
+              <w:rPr>
+                <w:sz w:val="16"/>
+              </w:rPr>
+              <w:t>Broaden</w:t>
+            </w:r>
+          </w:p>
+        </w:tc>
+        <w:tc>
+          <w:tcPr>
+            <w:tcW w:type="dxa" w:w="8164"/>
+          </w:tcPr>
+          <w:p>
+            <w:r/>
+            <w:r>
+              <w:rPr>
+                <w:sz w:val="16"/>
+              </w:rPr>
+              <w:t>Lorentzian, FWHM 12 cm-1; 200 to 3300 cm-1; normalised to the tallest peak</w:t>
+            </w:r>
+          </w:p>
+        </w:tc>
+      </w:tr>
+      <w:tr>
+        <w:tc>
+          <w:tcPr>
+            <w:tcW w:type="dxa" w:w="2041"/>
+          </w:tcPr>
+          <w:p>
+            <w:r/>
+            <w:r>
+              <w:rPr>
+                <w:sz w:val="16"/>
+              </w:rPr>
+              <w:t>Script and outputs</w:t>
+            </w:r>
+          </w:p>
+        </w:tc>
+        <w:tc>
+          <w:tcPr>
+            <w:tcW w:type="dxa" w:w="8164"/>
+          </w:tcPr>
+          <w:p>
+            <w:r/>
+            <w:r>
+              <w:rPr>
+                <w:sz w:val="16"/>
+              </w:rPr>
+              <w:t>make_spectrum.py (python make_spectrum.py lipidA) writes lipidA_spectrum_785nm.csv and .png</w:t>
+            </w:r>
+          </w:p>
+        </w:tc>
+      </w:tr>
+    </w:tbl>
+    <w:p/>
+    <w:p>
+      <w:pPr>
+        <w:pStyle w:val="Heading2"/>
+      </w:pPr>
+      <w:r>
+        <w:t>5.7 Spectrum obtained and its limits</w:t>
+      </w:r>
+    </w:p>
+    <w:p>
+      <w:r>
+        <w:rPr>
+          <w:i w:val="0"/>
+        </w:rPr>
+        <w:t>Of the 597 modes, 354 lie between 400 and 1800 cm-1 after scaling. Compared with the SERS endotoxin reference bands used for this model, the calculation has modes at 845 and 856 (850, glycosidic), near 993 (989, Kdo/carbohydrate; the strongest mode in the 900 to 1000 region), a weak mode at 1139 (1131, lipid chain, weak because the chains are cut), and 1314 and 1338 (1330, phosphate/amide).</w:t>
+      </w:r>
+    </w:p>
+    <w:p>
+      <w:pPr>
+        <w:jc w:val="center"/>
+      </w:pPr>
+      <w:r>
+        <w:drawing>
+          <wp:inline xmlns:a="http://schemas.openxmlformats.org/drawingml/2006/main" xmlns:pic="http://schemas.openxmlformats.org/drawingml/2006/picture">
+            <wp:extent cx="5400000" cy="3780000"/>
+            <wp:docPr id="5" name="Picture 5"/>
+            <wp:cNvGraphicFramePr>
+              <a:graphicFrameLocks noChangeAspect="1"/>
+            </wp:cNvGraphicFramePr>
+            <a:graphic>
+              <a:graphicData uri="http://schemas.openxmlformats.org/drawingml/2006/picture">
+                <pic:pic>
+                  <pic:nvPicPr>
+                    <pic:cNvPr id="0" name="lipidA_spectrum_785nm.png"/>
+                    <pic:cNvPicPr/>
+                  </pic:nvPicPr>
+                  <pic:blipFill>
+                    <a:blip r:embed="rId13"/>
+                    <a:stretch>
+                      <a:fillRect/>
+                    </a:stretch>
+                  </pic:blipFill>
+                  <pic:spPr>
+                    <a:xfrm>
+                      <a:off x="0" y="0"/>
+                      <a:ext cx="5400000" cy="3780000"/>
+                    </a:xfrm>
+                    <a:prstGeom prst="rect"/>
+                  </pic:spPr>
+                </pic:pic>
+              </a:graphicData>
+            </a:graphic>
+          </wp:inline>
+        </w:drawing>
+      </w:r>
+    </w:p>
+    <w:p>
+      <w:r>
+        <w:rPr>
+          <w:i/>
+          <w:sz w:val="17"/>
+        </w:rPr>
+        <w:t>Figure 4. Whole-molecule lipid A model: calculated Raman spectrum at 785 nm (top, 200 to 3300 cm-1) and fingerprint region (bottom); red dotted lines mark the four reference bands.</w:t>
+      </w:r>
+    </w:p>
+    <w:p>
+      <w:pPr>
+        <w:pStyle w:val="ListBullet"/>
+      </w:pPr>
+      <w:r>
+        <w:t>Quick level. Gas phase and B3LYP/3-21G (no diffuse or polarisation functions): positions are approximate and intensities, especially of charged groups, are distorted.</w:t>
+      </w:r>
+    </w:p>
+    <w:p>
+      <w:pPr>
+        <w:pStyle w:val="ListBullet"/>
+      </w:pPr>
+      <w:r>
+        <w:t>Peaks near 2420, 2590 and 2750 cm-1 are artefacts: strongly hydrogen-bonded O-H stretches to the charged groups, which occur in the gas phase with no water. They lie outside the instrument range and should be ignored.</w:t>
+      </w:r>
+    </w:p>
+    <w:p>
+      <w:pPr>
+        <w:pStyle w:val="ListBullet"/>
+      </w:pPr>
+      <w:r>
+        <w:t>The strong band at 1512 to 1516 cm-1 is probably an amide N-H / C-N mode that the small basis set overstates. This assignment was not checked, and its relative height should not be trusted.</w:t>
+      </w:r>
+    </w:p>
+    <w:p>
+      <w:pPr>
+        <w:pStyle w:val="ListBullet"/>
+      </w:pPr>
+      <w:r>
+        <w:t>Cut chains: the CH2 and CH3 bands (about 1440 and 2850 to 3000 cm-1) are under-represented.</w:t>
+      </w:r>
+    </w:p>
+    <w:p>
+      <w:pPr>
+        <w:pStyle w:val="ListBullet"/>
+      </w:pPr>
+      <w:r>
+        <w:t>Missing parts of the sample: the core oligosaccharide beyond Kdo and the O111 O-antigen. Counter-ions (Na+, Ca2+, Mg2+) and water are not included.</w:t>
+      </w:r>
+    </w:p>
+    <w:p>
+      <w:pPr>
+        <w:pStyle w:val="ListBullet"/>
+      </w:pPr>
+      <w:r>
+        <w:t>Gaussian Raman activities are orientation-averaged, so they correspond to a powder or solution; peak positions are used for assignment, absolute intensities are not compared.</w:t>
+      </w:r>
+    </w:p>
+    <w:p>
+      <w:pPr>
         <w:pStyle w:val="Heading1"/>
       </w:pPr>
       <w:r>
@@ -4017,7 +4719,7 @@
           <w:i/>
           <w:sz w:val="17"/>
         </w:rPr>
-        <w:t>Figure 4. LTA fragments: broadened, scaled and normalised Raman curves.</w:t>
+        <w:t>Figure 5. LTA fragments: broadened, scaled and normalised Raman curves.</w:t>
       </w:r>
     </w:p>
     <w:p>
@@ -4042,7 +4744,7 @@
         <w:pStyle w:val="Heading1"/>
       </w:pPr>
       <w:r>
-        <w:t>7. Why whole-molecule simulation was not done for LPS and LTA</w:t>
+        <w:t>7. Why intact LPS and LTA were not simulated whole</w:t>
       </w:r>
     </w:p>
     <w:p>
@@ -4051,7 +4753,7 @@
           <w:b w:val="0"/>
           <w:i w:val="0"/>
         </w:rPr>
-        <w:t>The reasons below come from the project files; general points are marked as such.</w:t>
+        <w:t>The reasons below come from the project files; general points are marked as such. For LPS, the shortened Kdo2-lipid A model of Section 5.5 is the largest whole-molecule calculation that was feasible; for LTA only fragments were run.</w:t>
       </w:r>
     </w:p>
     <w:tbl>
@@ -4179,12 +4881,8 @@
             <w:tcW w:type="dxa" w:w="5783"/>
           </w:tcPr>
           <w:p>
-            <w:r/>
-            <w:r>
-              <w:rPr>
-                <w:sz w:val="17"/>
-              </w:rPr>
-              <w:t>NAM with 39 atoms needed 3 h 43 min on 16 processors. A lipid A proxy of about 120 atoms (only a truncated piece of LPS) was estimated at 6 to 24 h for optimisation and 12 to 48 h for frequencies on 8 cores (1 to 3 days in total). Intact LPS or an LTA polymer is far larger than this proxy. (Cost scaling with size is general knowledge.)</w:t>
+            <w:r>
+              <w:t>NAM with 39 atoms needed 3 h 43 min on 16 processors. A lipid A proxy of about 120 atoms (only a truncated piece of LPS) was estimated at 6 to 24 h for optimisation and 12 to 48 h for frequencies on 8 cores (1 to 3 days in total). Intact LPS or an LTA polymer is far larger than this proxy. (Cost scaling with size is general knowledge.) Measured on this PC: the 201-atom lipid A model took about 55 min (PM6) and 109 optimisation steps of 8 to 9 min plus 4 h 42 min of frequencies at B3LYP/3-21G.</w:t>
             </w:r>
           </w:p>
         </w:tc>
@@ -4209,12 +4907,8 @@
             <w:tcW w:type="dxa" w:w="1871"/>
           </w:tcPr>
           <w:p>
-            <w:r/>
-            <w:r>
-              <w:rPr>
-                <w:sz w:val="17"/>
-              </w:rPr>
-              <w:t>Even the best feasible model is a piece</w:t>
+            <w:r>
+              <w:t>The best feasible LPS model is still a piece</w:t>
             </w:r>
           </w:p>
         </w:tc>
@@ -4223,12 +4917,8 @@
             <w:tcW w:type="dxa" w:w="5783"/>
           </w:tcPr>
           <w:p>
-            <w:r/>
-            <w:r>
-              <w:rPr>
-                <w:sz w:val="17"/>
-              </w:rPr>
-              <w:t>The lipid A proxy (119 atoms, charge -2, two phosphates, four hexanoyl chains, "NO O-antigen, NO core oligosaccharide, NO secondary chains") was prepared for B3LYP/6-31G(d) (with D3BJ for the optimisation) and for ORCA, but no Gaussian or ORCA output was found. It would still not be whole LPS.</w:t>
+            <w:r>
+              <w:t>A 119-atom lipid A proxy (charge -2, two phosphates, four hexanoyl chains, no O-antigen, no core oligosaccharide, no secondary chains) was prepared for B3LYP/6-31G(d) and for ORCA, but no output was found. The model that was run is Kdo2-lipid A with shortened chains (201 atoms, charge -4, B3LYP/3-21G; Section 5.5). It has no O-antigen, no core sugars beyond Kdo and no full-length chains, so it is still not whole LPS.</w:t>
             </w:r>
           </w:p>
         </w:tc>
@@ -4495,7 +5185,7 @@
         <w:pStyle w:val="ListBullet"/>
       </w:pPr>
       <w:r>
-        <w:t>Run the lipid A proxy or a two-to-three-unit glycerol-phosphate oligomer with D-alanine ester, with counter-ions, on a cluster or workstation with enough memory and days of run time.</w:t>
+        <w:t>Rerun the lipid A model at B3LYP/6-31G(d) or B3LYP/6-31+G(d,p) with water (PCM) from the optimised geometry, expect days of run time; and run a two-to-three-unit glycerol-phosphate oligomer with D-alanine ester and counter-ions for LTA, on a workstation with enough memory.</w:t>
       </w:r>
     </w:p>
     <w:p>
@@ -4544,6 +5234,14 @@
       </w:pPr>
       <w:r>
         <w:t>LPS fragment charge, atom counts, basis details beyond the documented route and the Gaussian logs are Not found; the D-alanine and GlcNAc logs are Not found.</w:t>
+      </w:r>
+    </w:p>
+    <w:p>
+      <w:pPr>
+        <w:pStyle w:val="ListBullet"/>
+      </w:pPr>
+      <w:r>
+        <w:t>Lipid A model: gas phase, one conformer, B3LYP/3-21G, one scale factor not tested for this level, shortened chains, no counter-ions (details in Section 5.7).</w:t>
       </w:r>
     </w:p>
     <w:p>
@@ -4607,7 +5305,7 @@
         <w:pStyle w:val="ListBullet"/>
       </w:pPr>
       <w:r>
-        <w:t>For LPS or LTA fragments use the route and scale factor in Sections 5.2 and 6.2, and record charge and solvent.</w:t>
+        <w:t>For LPS or LTA fragments use the route and scale factor in Sections 5.2 and 6.2, and record charge and solvent. For the lipid A model use the two-job input in lipidA_short.gjf and make_spectrum.py (Section 5.6).</w:t>
       </w:r>
     </w:p>
     <w:p>
@@ -5026,6 +5724,28 @@
                 <w:sz w:val="17"/>
               </w:rPr>
               <w:t>SERS_Sepsis_Spectral_Library\04_Figures\Simulation_20261027 (S1 to S4)</w:t>
+            </w:r>
+          </w:p>
+        </w:tc>
+      </w:tr>
+      <w:tr>
+        <w:tc>
+          <w:tcPr>
+            <w:tcW w:type="dxa" w:w="3118"/>
+          </w:tcPr>
+          <w:p>
+            <w:r>
+              <w:t>LPS lipid A whole-molecule model</w:t>
+            </w:r>
+          </w:p>
+        </w:tc>
+        <w:tc>
+          <w:tcPr>
+            <w:tcW w:type="dxa" w:w="7087"/>
+          </w:tcPr>
+          <w:p>
+            <w:r>
+              <w:t>C:\Users\sukes\Downloads\sukesh\lps output simulation (copy in SERS_Sepsis_Spectral_Library\08_Methodology\simulation\LPS_LipidA_Model_20261028): lipidA_short.gjf (input), lipidA_short.out (Gaussian log, 34 MB), lipidA_short.sdf, lipidA_raman_act.csv, lipidA_spectrum_785nm.csv and .png, make_spectrum.py, Lipid_A_Raman_Methods.md</w:t>
             </w:r>
           </w:p>
         </w:tc>

--- a/SERS_Sepsis_Spectral_Library/09_Reports/Simulation_Methods_and_Spectra_NAM_LPS_LTA.docx
+++ b/SERS_Sepsis_Spectral_Library/09_Reports/Simulation_Methods_and_Spectra_NAM_LPS_LTA.docx
@@ -29,7 +29,7 @@
           <w:i w:val="0"/>
           <w:sz w:val="18"/>
         </w:rPr>
-        <w:t>SERS Sepsis project, bulk-powder Raman spectral library. Version 1.1, 28 October 2026. Source files: C:\Users\sukes\Downloads\mtp (inventory in Section 10).</w:t>
+        <w:t>SERS Sepsis project, bulk-powder Raman spectral library. Version 1.2, 28 October 2026. Source files: C:\Users\sukes\Downloads\mtp (inventory in Section 10).</w:t>
       </w:r>
     </w:p>
     <w:p>
@@ -39,7 +39,7 @@
           <w:i w:val="0"/>
           <w:sz w:val="20"/>
         </w:rPr>
-        <w:t>This document records the simulation work only; the comparison with the measured spectra is in a separate document. NAM was calculated as a whole molecule. For LPS there are two calculations: five separate fragments, and a model of the Kdo2-lipid A backbone with shortened acyl chains (201 atoms, run 27-28 Oct 2026). LTA was simulated as three separate fragments. The intact LPS and LTA molecules are too large and variable to calculate (Section 7), so no whole-LPS or whole-LTA spectrum was simulated. Settings that are not written in the available files are given as Not recorded.</w:t>
+        <w:t>This document records the simulation work only; the comparison with the measured spectra is in a separate document. NAM was calculated as a whole molecule. For LPS there are two calculations: five separate fragments, and a model of the Kdo2-lipid A backbone with shortened acyl chains (201 atoms, run 27-28 Oct 2026). LTA was simulated as three separate fragments and, on 28 Oct 2026, as a 93-atom whole-molecule model of three glycerol-phosphate units carrying two D-alanine esters and one alpha-GlcNAc. The intact LPS and LTA molecules are too large and variable to calculate (Section 7), so no spectrum of the intact LPS or LTA was simulated. Settings that are not written in the available files are given as Not recorded.</w:t>
       </w:r>
     </w:p>
     <w:p/>
@@ -172,12 +172,8 @@
             <w:tcW w:type="dxa" w:w="2948"/>
           </w:tcPr>
           <w:p>
-            <w:r/>
-            <w:r>
-              <w:rPr>
-                <w:sz w:val="17"/>
-              </w:rPr>
-              <w:t>Three separate fragments: glycerol-phosphate (2 units), D-alanine, N-acetyl-D-glucosamine</w:t>
+            <w:r>
+              <w:t>Three separate fragments: glycerol-phosphate (2 units), D-alanine, N-acetyl-D-glucosamine Also: one whole-molecule model (3 glycerol-phosphate units, 2 D-Ala esters, 1 alpha-GlcNAc).</w:t>
             </w:r>
           </w:p>
         </w:tc>
@@ -226,12 +222,8 @@
             <w:tcW w:type="dxa" w:w="2948"/>
           </w:tcPr>
           <w:p>
-            <w:r/>
-            <w:r>
-              <w:rPr>
-                <w:sz w:val="17"/>
-              </w:rPr>
-              <w:t>35 for glycerol-phosphate; others Not recorded</w:t>
+            <w:r>
+              <w:t>35 for glycerol-phosphate; others Not recorded. Whole-molecule model: 93 (C23H45N3O20P2, net charge 0)</w:t>
             </w:r>
           </w:p>
         </w:tc>
@@ -281,12 +273,8 @@
             <w:tcW w:type="dxa" w:w="2948"/>
           </w:tcPr>
           <w:p>
-            <w:r/>
-            <w:r>
-              <w:rPr>
-                <w:sz w:val="17"/>
-              </w:rPr>
-              <w:t>Gaussian 16 Rev C.01 (log read for glycerol-phosphate)</w:t>
+            <w:r>
+              <w:t>Gaussian 16 Rev C.01 (log read for glycerol-phosphate). Whole-molecule model: Gaussian 16W Rev C.01</w:t>
             </w:r>
           </w:p>
         </w:tc>
@@ -335,12 +323,8 @@
             <w:tcW w:type="dxa" w:w="2948"/>
           </w:tcPr>
           <w:p>
-            <w:r/>
-            <w:r>
-              <w:rPr>
-                <w:sz w:val="17"/>
-              </w:rPr>
-              <w:t>B3LYP / 6-31G(d)</w:t>
+            <w:r>
+              <w:t>B3LYP / 6-31G(d). Whole-molecule model: PM6 pre-optimisation, then B3LYP / 3-21G</w:t>
             </w:r>
           </w:p>
         </w:tc>
@@ -389,12 +373,8 @@
             <w:tcW w:type="dxa" w:w="2948"/>
           </w:tcPr>
           <w:p>
-            <w:r/>
-            <w:r>
-              <w:rPr>
-                <w:sz w:val="17"/>
-              </w:rPr>
-              <w:t>Implicit water (SMD)</w:t>
+            <w:r>
+              <w:t>Implicit water (SMD). Whole-molecule model: gas phase, no counter-ions</w:t>
             </w:r>
           </w:p>
         </w:tc>
@@ -443,12 +423,8 @@
             <w:tcW w:type="dxa" w:w="2948"/>
           </w:tcPr>
           <w:p>
-            <w:r/>
-            <w:r>
-              <w:rPr>
-                <w:sz w:val="17"/>
-              </w:rPr>
-              <w:t>0.96 (0.96 to 0.97 evaluated)</w:t>
+            <w:r>
+              <w:t>0.96 (0.96 to 0.97 evaluated). Whole-molecule model: 0.965 (not fitted for 3-21G)</w:t>
             </w:r>
           </w:p>
         </w:tc>
@@ -497,12 +473,8 @@
             <w:tcW w:type="dxa" w:w="2948"/>
           </w:tcPr>
           <w:p>
-            <w:r/>
-            <w:r>
-              <w:rPr>
-                <w:sz w:val="17"/>
-              </w:rPr>
-              <w:t>None (glycerol-phosphate log); others Not found</w:t>
+            <w:r>
+              <w:t>None (glycerol-phosphate log); others Not found. Whole-molecule model: none (273 modes; true minimum)</w:t>
             </w:r>
           </w:p>
         </w:tc>
@@ -551,12 +523,8 @@
             <w:tcW w:type="dxa" w:w="2948"/>
           </w:tcPr>
           <w:p>
-            <w:r/>
-            <w:r>
-              <w:rPr>
-                <w:sz w:val="17"/>
-              </w:rPr>
-              <w:t>Broadened curves for 3 fragments; 99 modes for glycerol-phosphate</w:t>
+            <w:r>
+              <w:t>Broadened curves for 3 fragments; 99 modes for glycerol-phosphate. Whole-molecule model: 273 modes (165 in 400-1800 cm-1), broadened 785 nm spectrum 200-3300 cm-1</w:t>
             </w:r>
           </w:p>
         </w:tc>
@@ -605,12 +573,8 @@
             <w:tcW w:type="dxa" w:w="2948"/>
           </w:tcPr>
           <w:p>
-            <w:r/>
-            <w:r>
-              <w:rPr>
-                <w:sz w:val="17"/>
-              </w:rPr>
-              <w:t>Intact LTA a variable polymer</w:t>
+            <w:r>
+              <w:t>Intact LTA a variable polymer. Whole-molecule model: a short piece of the polymer that carries all three substituent types</w:t>
             </w:r>
           </w:p>
         </w:tc>
@@ -4156,7 +4120,7 @@
         <w:pStyle w:val="Heading1"/>
       </w:pPr>
       <w:r>
-        <w:t>6. LTA: three-fragment simulation</w:t>
+        <w:t>6. LTA: three-fragment simulation and whole-molecule model</w:t>
       </w:r>
     </w:p>
     <w:p>
@@ -4736,7 +4700,639 @@
           <w:b w:val="0"/>
           <w:i w:val="0"/>
         </w:rPr>
-        <w:t>The three curves were averaged with equal weights and also fitted by NNLS to a measured LTA spectrum. The fitted weights were glycerol-phosphate 20.1 %, D-alanine 39.5 % and N-acetyl-D-glucosamine 40.4 %, with RMSE 0.193, MAE 0.136, R-squared -0.294 and Pearson r 0.345 (LTA_complete_results.xlsx). These numbers are the earlier fit to April data and are reported here as found.</w:t>
+        <w:t>The three curves were averaged with equal weights and also fitted by NNLS to a measured LTA spectrum. The fitted weights were glycerol-phosphate 20.1 %, D-alanine 39.5 % and N-acetyl-D-glucosamine 40.4 %, with RMSE 0.193, MAE 0.136, R-squared -0.294 and Pearson r 0.345 (LTA_complete_results.xlsx). These numbers are the earlier fit to April data and are reported here as found; the comparison document now tests the fragments against the v2.1 reference.</w:t>
+      </w:r>
+    </w:p>
+    <w:p>
+      <w:pPr>
+        <w:pStyle w:val="Heading2"/>
+      </w:pPr>
+      <w:r>
+        <w:t>6.5 Whole-molecule model: three glycerol-phosphate units with D-alanine and GlcNAc</w:t>
+      </w:r>
+    </w:p>
+    <w:p>
+      <w:r>
+        <w:rPr>
+          <w:i w:val="0"/>
+        </w:rPr>
+        <w:t>Why. The earlier fragment sum ignores the bonds that join the pieces, so a model that keeps them was built. There is no PubChem entry for LTA (a polymer), so the structure was built with RDKit 2026.03.3, not downloaded. S. aureus LTA is about 23 glycerol-phosphate repeats on a Glc2-diacylglycerol anchor; position 2 of each glycerol can be free, esterified with D-alanine or carry N-acetylglucosamine. The model carries all three in a three-unit chain.</w:t>
+      </w:r>
+    </w:p>
+    <w:tbl>
+      <w:tblPr>
+        <w:tblStyle w:val="TableGrid"/>
+        <w:tblW w:type="auto" w:w="0"/>
+        <w:tblLook w:firstColumn="1" w:firstRow="1" w:lastColumn="0" w:lastRow="0" w:noHBand="0" w:noVBand="1" w:val="04A0"/>
+      </w:tblPr>
+      <w:tblGrid>
+        <w:gridCol w:w="5159"/>
+        <w:gridCol w:w="5159"/>
+      </w:tblGrid>
+      <w:tr>
+        <w:tc>
+          <w:tcPr>
+            <w:tcW w:type="dxa" w:w="2268"/>
+            <w:shd w:val="clear" w:color="auto" w:fill="D9D9D9"/>
+          </w:tcPr>
+          <w:p>
+            <w:r/>
+            <w:r>
+              <w:rPr>
+                <w:b/>
+                <w:sz w:val="16"/>
+              </w:rPr>
+              <w:t>Item</w:t>
+            </w:r>
+          </w:p>
+        </w:tc>
+        <w:tc>
+          <w:tcPr>
+            <w:tcW w:type="dxa" w:w="7370"/>
+            <w:shd w:val="clear" w:color="auto" w:fill="D9D9D9"/>
+          </w:tcPr>
+          <w:p>
+            <w:r/>
+            <w:r>
+              <w:rPr>
+                <w:b/>
+                <w:sz w:val="16"/>
+              </w:rPr>
+              <w:t>Value</w:t>
+            </w:r>
+          </w:p>
+        </w:tc>
+      </w:tr>
+      <w:tr>
+        <w:tc>
+          <w:tcPr>
+            <w:tcW w:type="dxa" w:w="2268"/>
+          </w:tcPr>
+          <w:p>
+            <w:r/>
+            <w:r>
+              <w:rPr>
+                <w:sz w:val="16"/>
+              </w:rPr>
+              <w:t>Composition</w:t>
+            </w:r>
+          </w:p>
+        </w:tc>
+        <w:tc>
+          <w:tcPr>
+            <w:tcW w:type="dxa" w:w="7370"/>
+          </w:tcPr>
+          <w:p>
+            <w:r/>
+            <w:r>
+              <w:rPr>
+                <w:sz w:val="16"/>
+              </w:rPr>
+              <w:t>Three glycerol-phosphate units joined by two phosphodiester links; D-alanine ester on each of the two outer glycerols; alpha-GlcNAc on the central glycerol</w:t>
+            </w:r>
+          </w:p>
+        </w:tc>
+      </w:tr>
+      <w:tr>
+        <w:tc>
+          <w:tcPr>
+            <w:tcW w:type="dxa" w:w="2268"/>
+          </w:tcPr>
+          <w:p>
+            <w:r/>
+            <w:r>
+              <w:rPr>
+                <w:sz w:val="16"/>
+              </w:rPr>
+              <w:t>Formula, atoms, charge</w:t>
+            </w:r>
+          </w:p>
+        </w:tc>
+        <w:tc>
+          <w:tcPr>
+            <w:tcW w:type="dxa" w:w="7370"/>
+          </w:tcPr>
+          <w:p>
+            <w:r/>
+            <w:r>
+              <w:rPr>
+                <w:sz w:val="16"/>
+              </w:rPr>
+              <w:t>C23H45N3O20P2; 93 atoms; net charge 0, singlet (two phosphodiesters -1, two alanine ammonium groups +1)</w:t>
+            </w:r>
+          </w:p>
+        </w:tc>
+      </w:tr>
+      <w:tr>
+        <w:tc>
+          <w:tcPr>
+            <w:tcW w:type="dxa" w:w="2268"/>
+          </w:tcPr>
+          <w:p>
+            <w:r/>
+            <w:r>
+              <w:rPr>
+                <w:sz w:val="16"/>
+              </w:rPr>
+              <w:t>Stereochemistry</w:t>
+            </w:r>
+          </w:p>
+        </w:tc>
+        <w:tc>
+          <w:tcPr>
+            <w:tcW w:type="dxa" w:w="7370"/>
+          </w:tcPr>
+          <w:p>
+            <w:r/>
+            <w:r>
+              <w:rPr>
+                <w:sz w:val="16"/>
+              </w:rPr>
+              <w:t>GlcNAc from LTA\N-Acetyl-D-Glucosamine.sdf (beta-anomer, R at C1) flipped to alpha (S at C1) because LTA GlcNAc is alpha-linked; D-alanine R (D) on both esters, checked with RDKit CIP labels. The two glycerol arms were set the same and not checked against the sn-glycerol-1-phosphate form</w:t>
+            </w:r>
+          </w:p>
+        </w:tc>
+      </w:tr>
+      <w:tr>
+        <w:tc>
+          <w:tcPr>
+            <w:tcW w:type="dxa" w:w="2268"/>
+          </w:tcPr>
+          <w:p>
+            <w:r/>
+            <w:r>
+              <w:rPr>
+                <w:sz w:val="16"/>
+              </w:rPr>
+              <w:t>SMILES</w:t>
+            </w:r>
+          </w:p>
+        </w:tc>
+        <w:tc>
+          <w:tcPr>
+            <w:tcW w:type="dxa" w:w="7370"/>
+          </w:tcPr>
+          <w:p>
+            <w:r/>
+            <w:r>
+              <w:rPr>
+                <w:sz w:val="16"/>
+              </w:rPr>
+              <w:t>CC(=O)N[C@@H]1[C@@H](O)[C@H](O)[C@@H](CO)O[C@@H]1O[C@H](COP(=O)([O-])OC[C@H](OC(=O)[C@@H](C)[NH3+])CO)COP(=O)([O-])OC[C@H](OC(=O)[C@@H](C)[NH3+])CO</w:t>
+            </w:r>
+          </w:p>
+        </w:tc>
+      </w:tr>
+      <w:tr>
+        <w:tc>
+          <w:tcPr>
+            <w:tcW w:type="dxa" w:w="2268"/>
+          </w:tcPr>
+          <w:p>
+            <w:r/>
+            <w:r>
+              <w:rPr>
+                <w:sz w:val="16"/>
+              </w:rPr>
+              <w:t>Starting geometry</w:t>
+            </w:r>
+          </w:p>
+        </w:tc>
+        <w:tc>
+          <w:tcPr>
+            <w:tcW w:type="dxa" w:w="7370"/>
+          </w:tcPr>
+          <w:p>
+            <w:r/>
+            <w:r>
+              <w:rPr>
+                <w:sz w:val="16"/>
+              </w:rPr>
+              <w:t>Best of 300 ETKDGv3 conformers (seed 7), each MMFF-optimised; lowest MMFF energy -311.4 kcal/mol</w:t>
+            </w:r>
+          </w:p>
+        </w:tc>
+      </w:tr>
+      <w:tr>
+        <w:tc>
+          <w:tcPr>
+            <w:tcW w:type="dxa" w:w="2268"/>
+          </w:tcPr>
+          <w:p>
+            <w:r/>
+            <w:r>
+              <w:rPr>
+                <w:sz w:val="16"/>
+              </w:rPr>
+              <w:t>Software</w:t>
+            </w:r>
+          </w:p>
+        </w:tc>
+        <w:tc>
+          <w:tcPr>
+            <w:tcW w:type="dxa" w:w="7370"/>
+          </w:tcPr>
+          <w:p>
+            <w:r/>
+            <w:r>
+              <w:rPr>
+                <w:sz w:val="16"/>
+              </w:rPr>
+              <w:t>Gaussian 16W Rev C.01 (C:\G16W\g16.exe); RDKit; Python (numpy, scipy, matplotlib)</w:t>
+            </w:r>
+          </w:p>
+        </w:tc>
+      </w:tr>
+      <w:tr>
+        <w:tc>
+          <w:tcPr>
+            <w:tcW w:type="dxa" w:w="2268"/>
+          </w:tcPr>
+          <w:p>
+            <w:r/>
+            <w:r>
+              <w:rPr>
+                <w:sz w:val="16"/>
+              </w:rPr>
+              <w:t>Job 1</w:t>
+            </w:r>
+          </w:p>
+        </w:tc>
+        <w:tc>
+          <w:tcPr>
+            <w:tcW w:type="dxa" w:w="7370"/>
+          </w:tcPr>
+          <w:p>
+            <w:r/>
+            <w:r>
+              <w:rPr>
+                <w:sz w:val="16"/>
+              </w:rPr>
+              <w:t># opt pm6, gas phase, default convergence, charge 0 (finished 09:29)</w:t>
+            </w:r>
+          </w:p>
+        </w:tc>
+      </w:tr>
+      <w:tr>
+        <w:tc>
+          <w:tcPr>
+            <w:tcW w:type="dxa" w:w="2268"/>
+          </w:tcPr>
+          <w:p>
+            <w:r/>
+            <w:r>
+              <w:rPr>
+                <w:sz w:val="16"/>
+              </w:rPr>
+              <w:t>Job 2</w:t>
+            </w:r>
+          </w:p>
+        </w:tc>
+        <w:tc>
+          <w:tcPr>
+            <w:tcW w:type="dxa" w:w="7370"/>
+          </w:tcPr>
+          <w:p>
+            <w:r/>
+            <w:r>
+              <w:rPr>
+                <w:sz w:val="16"/>
+              </w:rPr>
+              <w:t># opt freq=raman b3lyp/3-21g geom=allcheck guess=read, gas phase; optimisation converged at step 75 (12:16); frequencies 49 min; normal termination 13:05</w:t>
+            </w:r>
+          </w:p>
+        </w:tc>
+      </w:tr>
+      <w:tr>
+        <w:tc>
+          <w:tcPr>
+            <w:tcW w:type="dxa" w:w="2268"/>
+          </w:tcPr>
+          <w:p>
+            <w:r/>
+            <w:r>
+              <w:rPr>
+                <w:sz w:val="16"/>
+              </w:rPr>
+              <w:t>Resources</w:t>
+            </w:r>
+          </w:p>
+        </w:tc>
+        <w:tc>
+          <w:tcPr>
+            <w:tcW w:type="dxa" w:w="7370"/>
+          </w:tcPr>
+          <w:p>
+            <w:r/>
+            <w:r>
+              <w:rPr>
+                <w:sz w:val="16"/>
+              </w:rPr>
+              <w:t>%nprocshared=28, %mem=54GB (i7-14700 PC); job queued after the lipid A job</w:t>
+            </w:r>
+          </w:p>
+        </w:tc>
+      </w:tr>
+    </w:tbl>
+    <w:p/>
+    <w:p>
+      <w:pPr>
+        <w:pStyle w:val="Heading2"/>
+      </w:pPr>
+      <w:r>
+        <w:t>6.6 Processing of the LTA model calculation</w:t>
+      </w:r>
+    </w:p>
+    <w:tbl>
+      <w:tblPr>
+        <w:tblStyle w:val="TableGrid"/>
+        <w:tblW w:type="auto" w:w="0"/>
+        <w:tblLook w:firstColumn="1" w:firstRow="1" w:lastColumn="0" w:lastRow="0" w:noHBand="0" w:noVBand="1" w:val="04A0"/>
+      </w:tblPr>
+      <w:tblGrid>
+        <w:gridCol w:w="5159"/>
+        <w:gridCol w:w="5159"/>
+      </w:tblGrid>
+      <w:tr>
+        <w:tc>
+          <w:tcPr>
+            <w:tcW w:type="dxa" w:w="2268"/>
+            <w:shd w:val="clear" w:color="auto" w:fill="D9D9D9"/>
+          </w:tcPr>
+          <w:p>
+            <w:r/>
+            <w:r>
+              <w:rPr>
+                <w:b/>
+                <w:sz w:val="16"/>
+              </w:rPr>
+              <w:t>Step</w:t>
+            </w:r>
+          </w:p>
+        </w:tc>
+        <w:tc>
+          <w:tcPr>
+            <w:tcW w:type="dxa" w:w="7370"/>
+            <w:shd w:val="clear" w:color="auto" w:fill="D9D9D9"/>
+          </w:tcPr>
+          <w:p>
+            <w:r/>
+            <w:r>
+              <w:rPr>
+                <w:b/>
+                <w:sz w:val="16"/>
+              </w:rPr>
+              <w:t>Detail</w:t>
+            </w:r>
+          </w:p>
+        </w:tc>
+      </w:tr>
+      <w:tr>
+        <w:tc>
+          <w:tcPr>
+            <w:tcW w:type="dxa" w:w="2268"/>
+          </w:tcPr>
+          <w:p>
+            <w:r/>
+            <w:r>
+              <w:rPr>
+                <w:sz w:val="16"/>
+              </w:rPr>
+              <w:t>Extraction</w:t>
+            </w:r>
+          </w:p>
+        </w:tc>
+        <w:tc>
+          <w:tcPr>
+            <w:tcW w:type="dxa" w:w="7370"/>
+          </w:tcPr>
+          <w:p>
+            <w:r/>
+            <w:r>
+              <w:rPr>
+                <w:sz w:val="16"/>
+              </w:rPr>
+              <w:t>Harmonic frequencies and Raman activities from lta_model.out into lta_model_raman_act.csv (273 modes, unscaled; lowest 31 cm-1, none imaginary)</w:t>
+            </w:r>
+          </w:p>
+        </w:tc>
+      </w:tr>
+      <w:tr>
+        <w:tc>
+          <w:tcPr>
+            <w:tcW w:type="dxa" w:w="2268"/>
+          </w:tcPr>
+          <w:p>
+            <w:r/>
+            <w:r>
+              <w:rPr>
+                <w:sz w:val="16"/>
+              </w:rPr>
+              <w:t>Scaling</w:t>
+            </w:r>
+          </w:p>
+        </w:tc>
+        <w:tc>
+          <w:tcPr>
+            <w:tcW w:type="dxa" w:w="7370"/>
+          </w:tcPr>
+          <w:p>
+            <w:r/>
+            <w:r>
+              <w:rPr>
+                <w:sz w:val="16"/>
+              </w:rPr>
+              <w:t>Frequencies x 0.965 (typical B3LYP value; not fitted or benchmarked for 3-21G)</w:t>
+            </w:r>
+          </w:p>
+        </w:tc>
+      </w:tr>
+      <w:tr>
+        <w:tc>
+          <w:tcPr>
+            <w:tcW w:type="dxa" w:w="2268"/>
+          </w:tcPr>
+          <w:p>
+            <w:r/>
+            <w:r>
+              <w:rPr>
+                <w:sz w:val="16"/>
+              </w:rPr>
+              <w:t>Intensity</w:t>
+            </w:r>
+          </w:p>
+        </w:tc>
+        <w:tc>
+          <w:tcPr>
+            <w:tcW w:type="dxa" w:w="7370"/>
+          </w:tcPr>
+          <w:p>
+            <w:r/>
+            <w:r>
+              <w:rPr>
+                <w:sz w:val="16"/>
+              </w:rPr>
+              <w:t>I = S (v0 - v)^4 / [v (1 - exp(-hcv/kT))], v0 = 1e7/785 cm-1, T = 298.15 K</w:t>
+            </w:r>
+          </w:p>
+        </w:tc>
+      </w:tr>
+      <w:tr>
+        <w:tc>
+          <w:tcPr>
+            <w:tcW w:type="dxa" w:w="2268"/>
+          </w:tcPr>
+          <w:p>
+            <w:r/>
+            <w:r>
+              <w:rPr>
+                <w:sz w:val="16"/>
+              </w:rPr>
+              <w:t>Broadening</w:t>
+            </w:r>
+          </w:p>
+        </w:tc>
+        <w:tc>
+          <w:tcPr>
+            <w:tcW w:type="dxa" w:w="7370"/>
+          </w:tcPr>
+          <w:p>
+            <w:r/>
+            <w:r>
+              <w:rPr>
+                <w:sz w:val="16"/>
+              </w:rPr>
+              <w:t>Lorentzian, FWHM 12 cm-1; 200-3300 cm-1; 6200 points; normalised to the tallest peak (make_spectrum.py)</w:t>
+            </w:r>
+          </w:p>
+        </w:tc>
+      </w:tr>
+      <w:tr>
+        <w:tc>
+          <w:tcPr>
+            <w:tcW w:type="dxa" w:w="2268"/>
+          </w:tcPr>
+          <w:p>
+            <w:r/>
+            <w:r>
+              <w:rPr>
+                <w:sz w:val="16"/>
+              </w:rPr>
+              <w:t>Comparison grid</w:t>
+            </w:r>
+          </w:p>
+        </w:tc>
+        <w:tc>
+          <w:tcPr>
+            <w:tcW w:type="dxa" w:w="7370"/>
+          </w:tcPr>
+          <w:p>
+            <w:r/>
+            <w:r>
+              <w:rPr>
+                <w:sz w:val="16"/>
+              </w:rPr>
+              <w:t>For the comparison document the 165 modes in 400-1800 cm-1 were drawn as Gaussians of FWHM 12 cm-1 on a 1 cm-1 grid (lta_model_compare.py)</w:t>
+            </w:r>
+          </w:p>
+        </w:tc>
+      </w:tr>
+    </w:tbl>
+    <w:p/>
+    <w:p>
+      <w:pPr>
+        <w:pStyle w:val="Heading2"/>
+      </w:pPr>
+      <w:r>
+        <w:t>6.7 Spectrum obtained and its limits</w:t>
+      </w:r>
+    </w:p>
+    <w:p>
+      <w:r>
+        <w:rPr>
+          <w:i w:val="0"/>
+        </w:rPr>
+        <w:t>Strongest scaled features in the fingerprint region (relative height): 689 (1.00), 1490 (0.80) and 1503 (0.66) in the broadened spectrum, then 816, 654, 1325, 1240, 914, 972 and 1006 (0.29 to 0.34). The 1490-1503 group is probably the NH3+ / amide region and 689 probably a phosphate P-O-C or ring deformation; these assignments were not verified against the vibrational displacements.</w:t>
+      </w:r>
+    </w:p>
+    <w:p>
+      <w:pPr>
+        <w:jc w:val="center"/>
+      </w:pPr>
+      <w:r>
+        <w:drawing>
+          <wp:inline xmlns:a="http://schemas.openxmlformats.org/drawingml/2006/main" xmlns:pic="http://schemas.openxmlformats.org/drawingml/2006/picture">
+            <wp:extent cx="6120000" cy="4284000"/>
+            <wp:docPr id="6" name="Picture 6"/>
+            <wp:cNvGraphicFramePr>
+              <a:graphicFrameLocks noChangeAspect="1"/>
+            </wp:cNvGraphicFramePr>
+            <a:graphic>
+              <a:graphicData uri="http://schemas.openxmlformats.org/drawingml/2006/picture">
+                <pic:pic>
+                  <pic:nvPicPr>
+                    <pic:cNvPr id="0" name="lta_model_spectrum_785nm.png"/>
+                    <pic:cNvPicPr/>
+                  </pic:nvPicPr>
+                  <pic:blipFill>
+                    <a:blip r:embed="rId14"/>
+                    <a:stretch>
+                      <a:fillRect/>
+                    </a:stretch>
+                  </pic:blipFill>
+                  <pic:spPr>
+                    <a:xfrm>
+                      <a:off x="0" y="0"/>
+                      <a:ext cx="6120000" cy="4284000"/>
+                    </a:xfrm>
+                    <a:prstGeom prst="rect"/>
+                  </pic:spPr>
+                </pic:pic>
+              </a:graphicData>
+            </a:graphic>
+          </wp:inline>
+        </w:drawing>
+      </w:r>
+    </w:p>
+    <w:p>
+      <w:r>
+        <w:rPr>
+          <w:i/>
+          <w:sz w:val="17"/>
+        </w:rPr>
+        <w:t>Figure 6. Whole-molecule LTA model: calculated Raman spectrum at 785 nm (B3LYP/3-21G, scaled 0.965, FWHM 12 cm-1), from the calculation folder.</w:t>
+      </w:r>
+    </w:p>
+    <w:p>
+      <w:pPr>
+        <w:pStyle w:val="ListBullet"/>
+      </w:pPr>
+      <w:r>
+        <w:t>Quick level: gas phase and a small basis set; positions are approximate and intensities distorted, especially for the charged phosphate and ammonium groups.</w:t>
+      </w:r>
+    </w:p>
+    <w:p>
+      <w:pPr>
+        <w:pStyle w:val="ListBullet"/>
+      </w:pPr>
+      <w:r>
+        <w:t>Peaks near 2410, 2510 and 2700-2800 cm-1 are probably artefacts of strong NH3+...phosphate hydrogen bonds without water; ignore that region.</w:t>
+      </w:r>
+    </w:p>
+    <w:p>
+      <w:pPr>
+        <w:pStyle w:val="ListBullet"/>
+      </w:pPr>
+      <w:r>
+        <w:t>Short chain (three units, no glycolipid anchor): chain-end effects exaggerated, repeat-unit bands under-represented. No counter-ions, no water, one conformer. Glycerol stereochemistry assumed.</w:t>
+      </w:r>
+    </w:p>
+    <w:p>
+      <w:pPr>
+        <w:pStyle w:val="ListBullet"/>
+      </w:pPr>
+      <w:r>
+        <w:t>A higher-level run (B3LYP/6-31+G(d,p), water PCM, same level as NAM) was started from this geometry on 28 Oct 2026 and is not finished; its results are not in this document.</w:t>
       </w:r>
     </w:p>
     <w:p>
@@ -4753,7 +5349,7 @@
           <w:b w:val="0"/>
           <w:i w:val="0"/>
         </w:rPr>
-        <w:t>The reasons below come from the project files; general points are marked as such. For LPS, the shortened Kdo2-lipid A model of Section 5.5 is the largest whole-molecule calculation that was feasible; for LTA only fragments were run.</w:t>
+        <w:t>The reasons below come from the project files; general points are marked as such. For LPS, the shortened Kdo2-lipid A model of Section 5.5 is the largest whole-molecule calculation that was feasible; for LTA the three-unit model of Section 6.5 is the largest run so far.</w:t>
       </w:r>
     </w:p>
     <w:tbl>
@@ -5185,7 +5781,7 @@
         <w:pStyle w:val="ListBullet"/>
       </w:pPr>
       <w:r>
-        <w:t>Rerun the lipid A model at B3LYP/6-31G(d) or B3LYP/6-31+G(d,p) with water (PCM) from the optimised geometry, expect days of run time; and run a two-to-three-unit glycerol-phosphate oligomer with D-alanine ester and counter-ions for LTA, on a workstation with enough memory.</w:t>
+        <w:t>Rerun the lipid A model at B3LYP/6-31G(d) or B3LYP/6-31+G(d,p) with water (PCM) from the optimised geometry, expect days of run time; and finish the LTA model at B3LYP/6-31+G(d,p) with water (started 28 Oct), then add counter-ions, a longer chain and the glycolipid anchor.</w:t>
       </w:r>
     </w:p>
     <w:p>
@@ -5265,7 +5861,7 @@
         <w:pStyle w:val="ListBullet"/>
       </w:pPr>
       <w:r>
-        <w:t>The LTA fit in Section 6.4 was to April data, not to the new library reference.</w:t>
+        <w:t>The LTA fit in Section 6.4 was to April data; the comparison document tests the fragments and the model against the v2.1 reference. The LTA model (Section 6.7) is a quick-level, three-unit, gas-phase calculation.</w:t>
       </w:r>
     </w:p>
     <w:p>
@@ -5305,7 +5901,7 @@
         <w:pStyle w:val="ListBullet"/>
       </w:pPr>
       <w:r>
-        <w:t>For LPS or LTA fragments use the route and scale factor in Sections 5.2 and 6.2, and record charge and solvent. For the lipid A model use the two-job input in lipidA_short.gjf and make_spectrum.py (Section 5.6).</w:t>
+        <w:t>For LPS or LTA fragments use the route and scale factor in Sections 5.2 and 6.2, and record charge and solvent. For the LTA model use lta_model.gjf (two-job input) and make_spectrum.py (Section 6.6). For the lipid A model use the two-job input in lipidA_short.gjf and make_spectrum.py (Section 5.6).</w:t>
       </w:r>
     </w:p>
     <w:p>
@@ -5746,6 +6342,28 @@
           <w:p>
             <w:r>
               <w:t>C:\Users\sukes\Downloads\sukesh\lps output simulation (copy in SERS_Sepsis_Spectral_Library\08_Methodology\simulation\LPS_LipidA_Model_20261028): lipidA_short.gjf (input), lipidA_short.out (Gaussian log, 34 MB), lipidA_short.sdf, lipidA_raman_act.csv, lipidA_spectrum_785nm.csv and .png, make_spectrum.py, Lipid_A_Raman_Methods.md</w:t>
+            </w:r>
+          </w:p>
+        </w:tc>
+      </w:tr>
+      <w:tr>
+        <w:tc>
+          <w:tcPr>
+            <w:tcW w:type="dxa" w:w="3118"/>
+          </w:tcPr>
+          <w:p>
+            <w:r>
+              <w:t>LTA whole-molecule model</w:t>
+            </w:r>
+          </w:p>
+        </w:tc>
+        <w:tc>
+          <w:tcPr>
+            <w:tcW w:type="dxa" w:w="7087"/>
+          </w:tcPr>
+          <w:p>
+            <w:r>
+              <w:t>C:\Users\sukes\Downloads\sukesh\simulation\lta output simulation (copy in SERS_Sepsis_Spectral_Library\08_Methodology\simulation\LTA_Model_20261028): lta_model.gjf, .sdf, .smi, .out, lta_model_raman_act.csv, lta_model_spectrum_785nm.csv/.png, build_lta.py, make_spectrum.py, LTA_Raman_Methods.md, LTA_Raman_Full_Report.docx</w:t>
             </w:r>
           </w:p>
         </w:tc>
